--- a/허구의아카이브_연구·사이트_종합보고서.docx
+++ b/허구의아카이브_연구·사이트_종합보고서.docx
@@ -876,7 +876,7 @@
           <w:color w:val="26241E"/>
           <w:sz w:val="20"/>
         </w:rPr>
-        <w:t>단원의 형식은 「실재한 적 없는 유물」이다. 학생은 자기 생활 반경에서 관찰한 사회문제를 고르고, 그 문제에서 보이지 않는 것을 사물의 흔적으로 옮긴 뒤, 2300년에 발굴되었다는 설정의 가짜 유물 이미지를 생성형 AI로 만든다. 여기에 명제표·작가 노트·전시 서문·허구 고지를 붙여 교실을 전시장으로 구성하고, 두 번의 관람으로 서로의 작품을 비평한다. 허구를 숨기지 않고 밝히는 것이 이 작업과 위조를 가르는 선이며, 그 선을 학생이 스스로 그어 보게 하는 것이 단원의 윤리 교육 지점이다.</w:t>
+        <w:t>단원의 형식은 「실재한 적 없는 유물」이다. 학생은 자기 생활 반경에서 관찰한 사회문제를 고르고, 그 문제에서 보이지 않는 것을 사물의 흔적으로 옮긴 뒤, 2300년에 발굴되었다는 설정의 가짜 유물 이미지를 생성형 AI로 만든다. 여기에 작품 캡션·작가 노트·전시 서문·허구 고지를 붙여 교실을 전시장으로 구성하고, 두 번의 관람으로 서로의 작품을 비평한다. 허구를 숨기지 않고 밝히는 것이 이 작업과 위조를 가르는 선이며, 그 선을 학생이 스스로 그어 보게 하는 것이 단원의 윤리 교육 지점이다.</w:t>
       </w:r>
     </w:p>
     <w:p>
@@ -2032,7 +2032,7 @@
                 <w:color w:val="26241E"/>
                 <w:sz w:val="18"/>
               </w:rPr>
-              <w:t>국립중앙박물관 소장품 명제표 형식 · 발굴 보고서의 사진 관례</w:t>
+              <w:t>국립중앙박물관 소장품 작품 캡션 형식 · 발굴 보고서의 사진 관례</w:t>
             </w:r>
           </w:p>
         </w:tc>
@@ -2141,7 +2141,7 @@
                 <w:color w:val="26241E"/>
                 <w:sz w:val="18"/>
               </w:rPr>
-              <w:t>핍진성의 계보와 언캐니 밸리, 복원 윤리의 ‘구별 가능성’ 원칙, 명제표를 파라텍스트로 보기</w:t>
+              <w:t>핍진성의 계보와 언캐니 밸리, 복원 윤리의 ‘구별 가능성’ 원칙, 작품 캡션을 파라텍스트로 보기</w:t>
             </w:r>
           </w:p>
         </w:tc>
@@ -2440,7 +2440,7 @@
           <w:color w:val="26241E"/>
           <w:sz w:val="20"/>
         </w:rPr>
-        <w:t>차시당 120분 블록 수업 8회로 구성된다. 1~2차시는 감상과 개념, 3차시는 관찰과 문제의 번역, 4차시는 유물 설계, 5차시(본시)는 생성과 선별, 6차시는 다듬기와 명제표, 7차시는 작품화와 전시 구성, 8차시는 비평과 성찰이다.</w:t>
+        <w:t>차시당 120분 블록 수업 8회로 구성된다. 1~2차시는 감상과 개념, 3차시는 관찰과 문제의 번역, 4차시는 유물 설계, 5차시(본시)는 생성과 선별, 6차시는 다듬기와 작품 캡션, 7차시는 작품화와 전시 구성, 8차시는 비평과 성찰이다.</w:t>
       </w:r>
     </w:p>
     <w:p>
@@ -3622,7 +3622,7 @@
                 <w:color w:val="26241E"/>
                 <w:sz w:val="17"/>
               </w:rPr>
-              <w:t>같은 이미지에 서로 다른 명제표 두 장을 붙인 자료를 보고 읽기가 달라지는 경험으로 시작</w:t>
+              <w:t>같은 이미지에 서로 다른 작품 캡션 두 장을 붙인 자료를 보고 읽기가 달라지는 경험으로 시작</w:t>
             </w:r>
           </w:p>
         </w:tc>
@@ -3817,7 +3817,7 @@
                 <w:color w:val="26241E"/>
                 <w:sz w:val="17"/>
               </w:rPr>
-              <w:t>실제 유물 사진 / 생성형 AI 유물 이미지 / 명제표와 전시 맥락이 결합된 작품 패널을 나란히 비교하고 차이를 기록</w:t>
+              <w:t>실제 유물 사진 / 생성형 AI 유물 이미지 / 작품 캡션과 전시 맥락이 결합된 작품 패널을 나란히 비교하고 차이를 기록</w:t>
             </w:r>
           </w:p>
         </w:tc>
@@ -4929,7 +4929,7 @@
                 <w:color w:val="26241E"/>
                 <w:sz w:val="17"/>
               </w:rPr>
-              <w:t>국립중앙박물관 소장품 검색 화면의 명제표 형식을 함께 살펴보며 시작</w:t>
+              <w:t>국립중앙박물관 소장품 검색 화면의 작품 캡션 형식을 함께 살펴보며 시작</w:t>
             </w:r>
           </w:p>
         </w:tc>
@@ -5964,7 +5964,7 @@
         <w:pStyle w:val="Heading3"/>
       </w:pPr>
       <w:r>
-        <w:t>6차시 — 다듬기와 명제표 문안 작성</w:t>
+        <w:t>6차시 — 다듬기와 작품 캡션 문안 작성</w:t>
       </w:r>
     </w:p>
     <w:p>
@@ -6011,7 +6011,7 @@
           <w:color w:val="26241E"/>
           <w:sz w:val="19"/>
         </w:rPr>
-        <w:t>○ 핍진성과 파라텍스트의 개념을 바탕으로 유물 명칭을 확정하고 명제표 문안을 완성할 수 있다.</w:t>
+        <w:t>○ 핍진성과 파라텍스트의 개념을 바탕으로 유물 명칭을 확정하고 작품 캡션 문안을 완성할 수 있다.</w:t>
       </w:r>
     </w:p>
     <w:tbl>
@@ -6220,7 +6220,7 @@
                 <w:color w:val="26241E"/>
                 <w:sz w:val="17"/>
               </w:rPr>
-              <w:t>핍진성의 계보와 언캐니 밸리. 복원 윤리의 ‘구별 가능성’ 원칙. 명제표를 파라텍스트로 보기</w:t>
+              <w:t>핍진성의 계보와 언캐니 밸리. 복원 윤리의 ‘구별 가능성’ 원칙. 작품 캡션을 파라텍스트로 보기</w:t>
             </w:r>
           </w:p>
         </w:tc>
@@ -6308,7 +6308,7 @@
                 <w:color w:val="26241E"/>
                 <w:sz w:val="17"/>
               </w:rPr>
-              <w:t>명제표 작성</w:t>
+              <w:t>작품 캡션 작성</w:t>
             </w:r>
           </w:p>
         </w:tc>
@@ -6415,7 +6415,7 @@
                 <w:color w:val="26241E"/>
                 <w:sz w:val="17"/>
               </w:rPr>
-              <w:t>짝과 명제표 문안을 바꿔 읽고 화면과 어긋나는 부분을 표시</w:t>
+              <w:t>짝과 작품 캡션 문안을 바꿔 읽고 화면과 어긋나는 부분을 표시</w:t>
             </w:r>
           </w:p>
         </w:tc>
@@ -6543,7 +6543,7 @@
           <w:color w:val="26241E"/>
           <w:sz w:val="19"/>
         </w:rPr>
-        <w:t>○ 작품 제목·명제표·작가 노트·전시 서문·허구 고지를 하나의 전시 형식으로 묶어 교실을 전시 공간으로 구성할 수 있다.</w:t>
+        <w:t>○ 작품 제목·작품 캡션·작가 노트·전시 서문·허구 고지를 하나의 전시 형식으로 묶어 교실을 전시 공간으로 구성할 수 있다.</w:t>
       </w:r>
     </w:p>
     <w:p>
@@ -6898,7 +6898,7 @@
                 <w:color w:val="26241E"/>
                 <w:sz w:val="17"/>
               </w:rPr>
-              <w:t>명제표의 서체 크기와 여백, 허구 고지의 위치를 결정</w:t>
+              <w:t>작품 캡션의 서체 크기와 여백, 허구 고지의 위치를 결정</w:t>
             </w:r>
           </w:p>
         </w:tc>
@@ -7091,7 +7091,7 @@
           <w:color w:val="26241E"/>
           <w:sz w:val="19"/>
         </w:rPr>
-        <w:t>○ 두 번의 관람으로 상호평가 활동지를 작성하고, 이미지·명제표·전시 맥락이 의미를 구성하는 방식을 근거로 비평할 수 있다.</w:t>
+        <w:t>○ 두 번의 관람으로 상호평가 활동지를 작성하고, 이미지·작품 캡션·전시 맥락이 의미를 구성하는 방식을 근거로 비평할 수 있다.</w:t>
       </w:r>
     </w:p>
     <w:p>
@@ -7251,7 +7251,7 @@
                 <w:color w:val="26241E"/>
                 <w:sz w:val="17"/>
               </w:rPr>
-              <w:t>펠드먼 4단계와 관람 규칙 안내. 1차 관람은 작품 번호만으로, 명제표를 가린 상태로 진행</w:t>
+              <w:t>펠드먼 4단계와 관람 규칙 안내. 1차 관람은 작품 번호만으로, 작품 캡션을 가린 상태로 진행</w:t>
             </w:r>
           </w:p>
         </w:tc>
@@ -7381,7 +7381,7 @@
                 <w:color w:val="26241E"/>
                 <w:sz w:val="17"/>
               </w:rPr>
-              <w:t>명제표·제목·작가 노트를 함께 보고 해석이 달라진 자리를 기록. 상호평가 활동지 작성</w:t>
+              <w:t>작품 캡션·제목·작가 노트를 함께 보고 해석이 달라진 자리를 기록. 상호평가 활동지 작성</w:t>
             </w:r>
           </w:p>
         </w:tc>
@@ -7404,7 +7404,7 @@
                 <w:color w:val="26241E"/>
                 <w:sz w:val="17"/>
               </w:rPr>
-              <w:t>명제표 바꿔 달기</w:t>
+              <w:t>작품 캡션 바꿔 달기</w:t>
             </w:r>
           </w:p>
         </w:tc>
@@ -7446,7 +7446,7 @@
                 <w:color w:val="26241E"/>
                 <w:sz w:val="17"/>
               </w:rPr>
-              <w:t>짝의 작품에 자기 명제표를 임시로 붙여 같은 이미지가 다른 이름과 연대에서 어떻게 읽히는지 확인</w:t>
+              <w:t>짝의 작품에 자기 작품 캡션을 임시로 붙여 같은 이미지가 다른 이름과 연대에서 어떻게 읽히는지 확인</w:t>
             </w:r>
           </w:p>
         </w:tc>
@@ -10320,7 +10320,7 @@
                 <w:color w:val="26241E"/>
                 <w:sz w:val="18"/>
               </w:rPr>
-              <w:t>미술관·명제표·분류라는 장치 자체를 드러낸다</w:t>
+              <w:t>미술관·작품 캡션·분류라는 장치 자체를 드러낸다</w:t>
             </w:r>
           </w:p>
         </w:tc>
@@ -10432,7 +10432,7 @@
           <w:color w:val="6B665C"/>
           <w:sz w:val="18"/>
         </w:rPr>
-        <w:t>이 단원이 형식으로 쓰는 갈래는 가림과 우회 · 허구와 파라픽션 · 증거와 포렌식의 셋이다. 학생이 다른 갈래를 골랐을 때에도 접지 않고, 그 갈래를 유물 이미지·명제표라는 이 단원의 형식으로 어떻게 실현할지 적게 한다(변수 engage_in_unit로 기록됨).</w:t>
+        <w:t>이 단원이 형식으로 쓰는 갈래는 가림과 우회 · 허구와 파라픽션 · 증거와 포렌식의 셋이다. 학생이 다른 갈래를 골랐을 때에도 접지 않고, 그 갈래를 유물 이미지·작품 캡션이라는 이 단원의 형식으로 어떻게 실현할지 적게 한다(변수 engage_in_unit로 기록됨).</w:t>
       </w:r>
     </w:p>
     <w:p>
@@ -12629,7 +12629,7 @@
                 <w:color w:val="26241E"/>
                 <w:sz w:val="17"/>
               </w:rPr>
-              <w:t>명제표 문안</w:t>
+              <w:t>작품 캡션 문안</w:t>
             </w:r>
           </w:p>
         </w:tc>
@@ -13471,7 +13471,7 @@
                 <w:color w:val="26241E"/>
                 <w:sz w:val="18"/>
               </w:rPr>
-              <w:t>명제표와의 관계</w:t>
+              <w:t>작품 캡션과의 관계</w:t>
             </w:r>
           </w:p>
         </w:tc>
@@ -13492,7 +13492,7 @@
                 <w:color w:val="26241E"/>
                 <w:sz w:val="18"/>
               </w:rPr>
-              <w:t>명제표 문안과 화면 내용이 서로 맞는가</w:t>
+              <w:t>작품 캡션 문안과 화면 내용이 서로 맞는가</w:t>
             </w:r>
           </w:p>
         </w:tc>
@@ -13604,7 +13604,7 @@
           <w:color w:val="6B665C"/>
           <w:sz w:val="18"/>
         </w:rPr>
-        <w:t>불성립으로 표시한 항목에는 물리적 근거와 수정 방법(재생성 · 부분 수정 · 화면 편집 · 명제표 조정)을 함께 적는다. 이 기록이 창의성 6축 가운데 ‘다시 보기’의 주된 재료가 된다.</w:t>
+        <w:t>불성립으로 표시한 항목에는 물리적 근거와 수정 방법(재생성 · 부분 수정 · 화면 편집 · 작품 캡션 조정)을 함께 적는다. 이 기록이 창의성 6축 가운데 ‘다시 보기’의 주된 재료가 된다.</w:t>
       </w:r>
     </w:p>
     <w:p>
@@ -13698,7 +13698,7 @@
                 <w:color w:val="26241E"/>
                 <w:sz w:val="18"/>
               </w:rPr>
-              <w:t>명제표를 가린 상태의 읽힘</w:t>
+              <w:t>작품 캡션을 가린 상태의 읽힘</w:t>
             </w:r>
           </w:p>
         </w:tc>
@@ -13786,7 +13786,7 @@
                 <w:color w:val="26241E"/>
                 <w:sz w:val="18"/>
               </w:rPr>
-              <w:t>명제표의 작동</w:t>
+              <w:t>작품 캡션의 작동</w:t>
             </w:r>
           </w:p>
         </w:tc>
@@ -13807,7 +13807,7 @@
                 <w:color w:val="26241E"/>
                 <w:sz w:val="18"/>
               </w:rPr>
-              <w:t>명제표를 읽은 뒤 이미지의 읽기가 달라지는가. 달라진 부분을 지목</w:t>
+              <w:t>작품 캡션을 읽은 뒤 이미지의 읽기가 달라지는가. 달라진 부분을 지목</w:t>
             </w:r>
           </w:p>
         </w:tc>
@@ -13895,7 +13895,7 @@
                 <w:color w:val="26241E"/>
                 <w:sz w:val="18"/>
               </w:rPr>
-              <w:t>이미지·제목·명칭·명제표·고지·의도·진열·해석 중 의미를 구성하는 요소와 근거</w:t>
+              <w:t>이미지·제목·명칭·작품 캡션·고지·의도·진열·해석 중 의미를 구성하는 요소와 근거</w:t>
             </w:r>
           </w:p>
         </w:tc>
@@ -15500,7 +15500,7 @@
                 <w:color w:val="26241E"/>
                 <w:sz w:val="16"/>
               </w:rPr>
-              <w:t>흔적·물건의 일대기·출토 맥락·명제표의 세부 밀도 (정교성)</w:t>
+              <w:t>흔적·물건의 일대기·출토 맥락·작품 캡션의 세부 밀도 (정교성)</w:t>
             </w:r>
           </w:p>
         </w:tc>
@@ -15521,7 +15521,7 @@
                 <w:color w:val="26241E"/>
                 <w:sz w:val="16"/>
               </w:rPr>
-              <w:t>흔적 서술 길이(120자 기준) + 일대기 5칸 충족률 + 출토 맥락 길이(150자 기준) + 명제표 3요소(연대·수치 크기·맥락 40자) + 점검 근거 8항목 충족률, 다섯 항의 평균</w:t>
+              <w:t>흔적 서술 길이(120자 기준) + 일대기 5칸 충족률 + 출토 맥락 길이(150자 기준) + 작품 캡션 3요소(연대·수치 크기·맥락 40자) + 점검 근거 8항목 충족률, 다섯 항의 평균</w:t>
             </w:r>
           </w:p>
         </w:tc>
@@ -19208,7 +19208,7 @@
                 <w:color w:val="26241E"/>
                 <w:sz w:val="16"/>
               </w:rPr>
-              <w:t>고른 갈래를 유물 이미지·명제표라는 단원 형식으로 실현할 방법을 적었으면 1</w:t>
+              <w:t>고른 갈래를 유물 이미지·작품 캡션이라는 단원 형식으로 실현할 방법을 적었으면 1</w:t>
             </w:r>
           </w:p>
         </w:tc>
@@ -21272,7 +21272,7 @@
                 <w:color w:val="26241E"/>
                 <w:sz w:val="16"/>
               </w:rPr>
-              <w:t>흔적·일대기·출토 맥락·명제표의 세부 밀도</w:t>
+              <w:t>흔적·일대기·출토 맥락·작품 캡션의 세부 밀도</w:t>
             </w:r>
           </w:p>
         </w:tc>
@@ -23253,7 +23253,7 @@
                 <w:color w:val="26241E"/>
                 <w:sz w:val="18"/>
               </w:rPr>
-              <w:t>공개로 설정된 작품을 작품 번호로 관람. 1차 관람은 명제표를 가림</w:t>
+              <w:t>공개로 설정된 작품을 작품 번호로 관람. 1차 관람은 작품 캡션을 가림</w:t>
             </w:r>
           </w:p>
         </w:tc>

--- a/허구의아카이브_연구·사이트_종합보고서.docx
+++ b/허구의아카이브_연구·사이트_종합보고서.docx
@@ -81,7 +81,7 @@
           <w:color w:val="6B665C"/>
           <w:sz w:val="21"/>
         </w:rPr>
-        <w:t>고등학교 1학년 미술 8차시 단원</w:t>
+        <w:t>고등학교 2학년 미술 8차시 단원</w:t>
       </w:r>
     </w:p>
     <w:p/>
@@ -232,7 +232,7 @@
                 <w:color w:val="26241E"/>
                 <w:sz w:val="19"/>
               </w:rPr>
-              <w:t>고등학교 1학년 미술 · 단일 학급</w:t>
+              <w:t>고등학교 2학년 미술 · 단일 학급</w:t>
             </w:r>
           </w:p>
         </w:tc>
@@ -1071,7 +1071,7 @@
                 <w:color w:val="26241E"/>
                 <w:sz w:val="18"/>
               </w:rPr>
-              <w:t>고등학교 1학년 미술 수업 한 학급. 익명 번호 P01, P02… 로만 분석</w:t>
+              <w:t>고등학교 2학년 미술 수업 한 학급. 익명 번호 P01, P02… 로만 분석</w:t>
             </w:r>
           </w:p>
         </w:tc>
